--- a/Internship_Report_Smart_City_Traffic (1)new2.docx
+++ b/Internship_Report_Smart_City_Traffic (1)new2.docx
@@ -6607,7 +6607,23 @@
             <w:b/>
             <w:bCs/>
           </w:rPr>
-          <w:t>://github.com/shalini05gupta11-cmd/upskillCampus</w:t>
+          <w:t>://git</w:t>
+        </w:r>
+        <w:r>
+          <w:rPr>
+            <w:rStyle w:val="Hyperlink"/>
+            <w:b/>
+            <w:bCs/>
+          </w:rPr>
+          <w:t>h</w:t>
+        </w:r>
+        <w:r>
+          <w:rPr>
+            <w:rStyle w:val="Hyperlink"/>
+            <w:b/>
+            <w:bCs/>
+          </w:rPr>
+          <w:t>ub.com/shalini05gupta11-cmd/upskillCampus</w:t>
         </w:r>
       </w:hyperlink>
     </w:p>
@@ -6622,6 +6638,32 @@
         </w:rPr>
         <w:t xml:space="preserve">Project Report Link: </w:t>
       </w:r>
+      <w:hyperlink r:id="rId19" w:history="1">
+        <w:r>
+          <w:rPr>
+            <w:rStyle w:val="Hyperlink"/>
+            <w:b/>
+            <w:bCs/>
+          </w:rPr>
+          <w:t>https://github.com/shalini05gupta11-cmd/upskillCampus/blob/</w:t>
+        </w:r>
+        <w:r>
+          <w:rPr>
+            <w:rStyle w:val="Hyperlink"/>
+            <w:b/>
+            <w:bCs/>
+          </w:rPr>
+          <w:t>m</w:t>
+        </w:r>
+        <w:r>
+          <w:rPr>
+            <w:rStyle w:val="Hyperlink"/>
+            <w:b/>
+            <w:bCs/>
+          </w:rPr>
+          <w:t>ain/Internship_Report_Smart_City_Traffic%20(1)new2.docx</w:t>
+        </w:r>
+      </w:hyperlink>
     </w:p>
     <w:p>
       <w:pPr>
